--- a/Volume 1/Chapter 09 - Memory Management/SPA_Vol1_Ch9_Lesson9_6a_Go_Garbage_Collection_EXTENDED.docx
+++ b/Volume 1/Chapter 09 - Memory Management/SPA_Vol1_Ch9_Lesson9_6a_Go_Garbage_Collection_EXTENDED.docx
@@ -540,6 +540,7 @@
         <w:pStyle w:val="ListBullet"/>
       </w:pPr>
       <w:r>
+        <w:lastRenderedPageBreak/>
         <w:t>Each language then prints lines about its own memory model, listed in its Check Your Results and left out of the shared Required Output: Assembly and Rust count every release exactly, as Lesson 9.6's C does; Erlang prints Collector ran during the work: yes and the KB reclaimed, and its Production-Minded version adds its worker's heap, its minor collections, and Worker ended: yes; Solidity prints Last batch used the same gas as the second: yes and the gas one batch used.</w:t>
       </w:r>
     </w:p>
@@ -941,7 +942,7 @@
         <w:keepNext/>
       </w:pPr>
       <w:r>
-        <w:t>[profile.default]</w:t>
+        <w:t>[profile.default]  # Remember, the settings forge uses by default.</w:t>
       </w:r>
     </w:p>
     <w:p>
@@ -1430,6 +1431,7 @@
         <w:pStyle w:val="SourceCode"/>
       </w:pPr>
       <w:r>
+        <w:lastRenderedPageBreak/>
         <w:t>KEPT_LIMIT          equ BATCH_COUNT * BATCH_SIZE / KEEP_EVERY</w:t>
       </w:r>
     </w:p>
@@ -4669,7 +4671,6 @@
     <w:p>
       <w:pPr>
         <w:pStyle w:val="SourceCode"/>
-        <w:keepNext/>
       </w:pPr>
       <w:r>
         <w:t xml:space="preserve">    pop r12</w:t>
@@ -4678,7 +4679,6 @@
     <w:p>
       <w:pPr>
         <w:pStyle w:val="SourceCode"/>
-        <w:keepNext/>
       </w:pPr>
       <w:r>
         <w:t xml:space="preserve">    pop rbx</w:t>
@@ -4687,6 +4687,7 @@
     <w:p>
       <w:pPr>
         <w:pStyle w:val="SourceCode"/>
+        <w:keepNext/>
       </w:pPr>
       <w:r>
         <w:t xml:space="preserve">    ret</w:t>
@@ -4694,6 +4695,29 @@
     </w:p>
     <w:p>
       <w:pPr>
+        <w:pStyle w:val="SourceCode"/>
+        <w:keepNext/>
+      </w:pPr>
+    </w:p>
+    <w:p>
+      <w:pPr>
+        <w:pStyle w:val="SourceCode"/>
+        <w:keepNext/>
+      </w:pPr>
+      <w:r>
+        <w:t>; Marks the stack as not executable, which current Linux linkers expect.</w:t>
+      </w:r>
+    </w:p>
+    <w:p>
+      <w:pPr>
+        <w:pStyle w:val="SourceCode"/>
+      </w:pPr>
+      <w:r>
+        <w:t>section .note.GNU-stack noalloc noexec nowrite progbits</w:t>
+      </w:r>
+    </w:p>
+    <w:p>
+      <w:pPr>
         <w:keepNext/>
       </w:pPr>
     </w:p>
@@ -8590,7 +8614,6 @@
     <w:p>
       <w:pPr>
         <w:pStyle w:val="SourceCode"/>
-        <w:keepNext/>
       </w:pPr>
       <w:r>
         <w:t xml:space="preserve">    pop r12</w:t>
@@ -8599,7 +8622,6 @@
     <w:p>
       <w:pPr>
         <w:pStyle w:val="SourceCode"/>
-        <w:keepNext/>
       </w:pPr>
       <w:r>
         <w:t xml:space="preserve">    pop rbx</w:t>
@@ -8608,6 +8630,7 @@
     <w:p>
       <w:pPr>
         <w:pStyle w:val="SourceCode"/>
+        <w:keepNext/>
       </w:pPr>
       <w:r>
         <w:t xml:space="preserve">    ret</w:t>
@@ -8615,6 +8638,29 @@
     </w:p>
     <w:p>
       <w:pPr>
+        <w:pStyle w:val="SourceCode"/>
+        <w:keepNext/>
+      </w:pPr>
+    </w:p>
+    <w:p>
+      <w:pPr>
+        <w:pStyle w:val="SourceCode"/>
+        <w:keepNext/>
+      </w:pPr>
+      <w:r>
+        <w:t>; Marks the stack as not executable, which current Linux linkers expect.</w:t>
+      </w:r>
+    </w:p>
+    <w:p>
+      <w:pPr>
+        <w:pStyle w:val="SourceCode"/>
+      </w:pPr>
+      <w:r>
+        <w:t>section .note.GNU-stack noalloc noexec nowrite progbits</w:t>
+      </w:r>
+    </w:p>
+    <w:p>
+      <w:pPr>
         <w:keepNext/>
       </w:pPr>
     </w:p>
@@ -9219,15 +9265,15 @@
         <w:pStyle w:val="SourceCode"/>
       </w:pPr>
       <w:r>
-        <w:t>// Ordering::Relaxed asks only for that: this program has one thread, so</w:t>
-      </w:r>
-    </w:p>
-    <w:p>
-      <w:pPr>
-        <w:pStyle w:val="SourceCode"/>
-      </w:pPr>
-      <w:r>
-        <w:t>// no stricter order is needed (threads: Volume 2, Chapter 10).</w:t>
+        <w:t>// Ordering::Relaxed asks only for that; one thread needs no stricter</w:t>
+      </w:r>
+    </w:p>
+    <w:p>
+      <w:pPr>
+        <w:pStyle w:val="SourceCode"/>
+      </w:pPr>
+      <w:r>
+        <w:t>// order (Volume 2, Chapter 10, Lesson 10.1: Thread Creation).</w:t>
       </w:r>
     </w:p>
     <w:p>
@@ -12525,7 +12571,7 @@
         <w:pStyle w:val="SourceCode"/>
       </w:pPr>
       <w:r>
-        <w:t xml:space="preserve">    %% 9.5a): only the count, the 10 kept records, and the two figures</w:t>
+        <w:t xml:space="preserve">    %% 9.5a): only the count, the kept records, and the two figures</w:t>
       </w:r>
     </w:p>
     <w:p>
@@ -15057,7 +15103,7 @@
         <w:pStyle w:val="SourceCode"/>
       </w:pPr>
       <w:r>
-        <w:t xml:space="preserve">            // Every 10000th record is copied into storage.</w:t>
+        <w:t xml:space="preserve">            // A record whose id is a multiple of KEEP_EVERY is copied to storage.</w:t>
       </w:r>
     </w:p>
     <w:p>
@@ -16590,10 +16636,10 @@
         <w:t>Assembly: add reused_format db "Reused %d records for %d batches", 10, 0 and allocations_format db "Allocations while reusing: %d", 10, 0 after out_of_memory_text, and reused_records resq BATCH_SIZE at the end of .bss. Directly before main, add reuse_batch(rcx = batch; Linux: rdi), which sets r8 to batch * BATCH_SIZE and, for r9 from 0 to 999, reads the record's address from reused_records into r10 and writes r8 + r9 as its id and 8000 + id / KEEP_EVERY as its port, with div as make_batch does. It calls not</w:t>
       </w:r>
       <w:r>
-        <w:t>hing, so it needs no pushes and no scratch space. In main, directly after the printf of the Freed at the end of the program line, set rbx and r12 to 0 and allocate 1000 records as make_batch does (Windows: GetProcessHeap before each HeapAlloc), storing each address in reused_records at position rbx and adding 1 to r12; jump to .out_of_memory if one is 0. Then call reuse_batch with rbx from 0 to 99, print reused_format with BATCH_SIZE and BATCH_COUNT and allocations_format with r12, and free the 1000 records</w:t>
-      </w:r>
-      <w:r>
-        <w:t>.</w:t>
+        <w:t xml:space="preserve">hing, so it needs no pushes and no scratch space. In main, directly after the printf of the Freed at the end of the program line, set rbx and r12 to 0 and allocate 1000 records as make_batch does (Windows: GetProcessHeap before each HeapAlloc), storing each address in reused_records at position rbx and adding 1 to r12. If one is 0, free the r12 records already made, newest first, then jump to .out_of_memory, so this path leaks nothing either. Then call reuse_batch with rbx from 0 to 99, print reused_format </w:t>
+      </w:r>
+      <w:r>
+        <w:t>with BATCH_SIZE and BATCH_COUNT and allocations_format with r12, and free the 1000 records.</w:t>
       </w:r>
     </w:p>
     <w:p>
@@ -17046,31 +17092,31 @@
       </w:rPr>
     </w:lvl>
   </w:abstractNum>
-  <w:num w:numId="1" w16cid:durableId="1365867701">
+  <w:num w:numId="1" w16cid:durableId="487405935">
     <w:abstractNumId w:val="8"/>
   </w:num>
-  <w:num w:numId="2" w16cid:durableId="737167121">
+  <w:num w:numId="2" w16cid:durableId="2066709884">
     <w:abstractNumId w:val="6"/>
   </w:num>
-  <w:num w:numId="3" w16cid:durableId="861361248">
+  <w:num w:numId="3" w16cid:durableId="910971693">
     <w:abstractNumId w:val="5"/>
   </w:num>
-  <w:num w:numId="4" w16cid:durableId="1177619712">
+  <w:num w:numId="4" w16cid:durableId="301812641">
     <w:abstractNumId w:val="4"/>
   </w:num>
-  <w:num w:numId="5" w16cid:durableId="1481119608">
+  <w:num w:numId="5" w16cid:durableId="143011071">
     <w:abstractNumId w:val="7"/>
   </w:num>
-  <w:num w:numId="6" w16cid:durableId="76556904">
+  <w:num w:numId="6" w16cid:durableId="1892880021">
     <w:abstractNumId w:val="3"/>
   </w:num>
-  <w:num w:numId="7" w16cid:durableId="487523894">
+  <w:num w:numId="7" w16cid:durableId="1399329039">
     <w:abstractNumId w:val="2"/>
   </w:num>
-  <w:num w:numId="8" w16cid:durableId="1538812063">
+  <w:num w:numId="8" w16cid:durableId="43136948">
     <w:abstractNumId w:val="1"/>
   </w:num>
-  <w:num w:numId="9" w16cid:durableId="1739085928">
+  <w:num w:numId="9" w16cid:durableId="81147365">
     <w:abstractNumId w:val="0"/>
   </w:num>
 </w:numbering>
